--- a/pr-preview/pr-245/chapters/defining-terms-tracked-changes.docx
+++ b/pr-preview/pr-245/chapters/defining-terms-tracked-changes.docx
@@ -16,7 +16,7 @@
       </w:pPr>
       <w:del w:id="1" w:author="PR Preview" w:date="2026-01-01T00:00:00Z">
         <w:r>
-          <w:delText xml:space="preserve">Last modified: 2026-10-16 10:41:10 (PDT)</w:delText>
+          <w:delText xml:space="preserve">Last modified: 2026-10-16 16:41:57 (PDT)</w:delText>
         </w:r>
       </w:del>
     </w:p>
@@ -26,7 +26,7 @@
       </w:pPr>
       <w:ins w:id="2" w:author="PR Preview" w:date="2026-01-01T00:00:00Z">
         <w:r>
-          <w:t xml:space="preserve">Last modified: 2026-10-16 16:33:12 (PDT)</w:t>
+          <w:t xml:space="preserve">Last modified: 2026-10-16 16:42:31 (PDT)</w:t>
         </w:r>
       </w:ins>
     </w:p>
@@ -2060,6 +2060,102 @@
       </w:r>
       <w:r>
         <w:t xml:space="preserve">that later calculations need.</w:t>
+      </w:r>
+    </w:p>
+    <w:p>
+      <w:pPr>
+        <w:numPr>
+          <w:ilvl w:val="0"/>
+          <w:numId w:val="1001"/>
+        </w:numPr>
+      </w:pPr>
+      <w:r>
+        <w:rPr>
+          <w:b/>
+          <w:bCs/>
+        </w:rPr>
+        <w:t xml:space="preserve">Define a term directly, not as a modification of another term:</w:t>
+      </w:r>
+      <w:r>
+        <w:t xml:space="preserve"> </w:t>
+      </w:r>
+      <w:r>
+        <w:t xml:space="preserve">State what the term is, in its own words and symbols.</w:t>
+      </w:r>
+      <w:r>
+        <w:t xml:space="preserve"> </w:t>
+      </w:r>
+      <w:r>
+        <w:t xml:space="preserve">Do not make the reader recall a different term</w:t>
+      </w:r>
+      <w:r>
+        <w:t xml:space="preserve"> </w:t>
+      </w:r>
+      <w:r>
+        <w:t xml:space="preserve">and then apply a list of changes to it.</w:t>
+      </w:r>
+      <w:r>
+        <w:t xml:space="preserve"> </w:t>
+      </w:r>
+      <w:r>
+        <w:t xml:space="preserve">For example, define the expected prediction error</w:t>
+      </w:r>
+      <w:r>
+        <w:t xml:space="preserve"> </w:t>
+      </w:r>
+      <w:r>
+        <w:t xml:space="preserve">as the population mean of the squared prediction error</w:t>
+      </w:r>
+      <w:r>
+        <w:t xml:space="preserve"> </w:t>
+      </w:r>
+      <w:r>
+        <w:t xml:space="preserve">over training sets and new observations,</w:t>
+      </w:r>
+      <w:r>
+        <w:t xml:space="preserve"> </w:t>
+      </w:r>
+      <w:r>
+        <w:t xml:space="preserve">rather than as</w:t>
+      </w:r>
+      <w:r>
+        <w:t xml:space="preserve"> </w:t>
+      </w:r>
+      <w:r>
+        <w:t xml:space="preserve">“the sample mean squared error of predictions,</w:t>
+      </w:r>
+      <w:r>
+        <w:t xml:space="preserve"> </w:t>
+      </w:r>
+      <w:r>
+        <w:t xml:space="preserve">with the average over observations replaced by an expectation”</w:t>
+      </w:r>
+      <w:r>
+        <w:t xml:space="preserve">.</w:t>
+      </w:r>
+      <w:r>
+        <w:t xml:space="preserve"> </w:t>
+      </w:r>
+      <w:r>
+        <w:t xml:space="preserve">The second wording makes the reader build a term</w:t>
+      </w:r>
+      <w:r>
+        <w:t xml:space="preserve"> </w:t>
+      </w:r>
+      <w:r>
+        <w:t xml:space="preserve">that the definition then discards.</w:t>
+      </w:r>
+      <w:r>
+        <w:t xml:space="preserve"> </w:t>
+      </w:r>
+      <w:r>
+        <w:t xml:space="preserve">Link a related term when it helps,</w:t>
+      </w:r>
+      <w:r>
+        <w:t xml:space="preserve"> </w:t>
+      </w:r>
+      <w:r>
+        <w:t xml:space="preserve">and relate the two in an example or a remark after the definition.</w:t>
       </w:r>
     </w:p>
     <w:p>
